--- a/Documents/minutes/Meeting Minutes 26.02.2026.docx
+++ b/Documents/minutes/Meeting Minutes 26.02.2026.docx
@@ -166,7 +166,7 @@
         <w:t xml:space="preserve">Tasks completed: </w:t>
       </w:r>
     </w:p>
-    <w:p xmlns:wp14="http://schemas.microsoft.com/office/word/2010/wordml" wp14:paraId="30B5C541" wp14:textId="019C1569">
+    <w:p xmlns:wp14="http://schemas.microsoft.com/office/word/2010/wordml" wp14:paraId="30B5C541" wp14:textId="62E6B0EB">
       <w:pPr>
         <w:pStyle w:val="ListParagraph"/>
         <w:numPr>
@@ -203,7 +203,24 @@
           <w:szCs w:val="24"/>
           <w:lang w:val="en-GB"/>
         </w:rPr>
-        <w:t>Front-end for chatbot – Lahzary and Armaan</w:t>
+        <w:t xml:space="preserve">Front-end for chatbot – </w:t>
+      </w:r>
+      <w:r>
+        <w:rPr>
+          <w:rFonts w:ascii="Aptos" w:hAnsi="Aptos" w:eastAsia="Aptos" w:cs="Aptos"/>
+          <w:b w:val="0"/>
+          <w:bCs w:val="0"/>
+          <w:i w:val="0"/>
+          <w:iCs w:val="0"/>
+          <w:caps w:val="0"/>
+          <w:smallCaps w:val="0"/>
+          <w:noProof w:val="0"/>
+          <w:color w:val="000000" w:themeColor="text1" w:themeTint="FF" w:themeShade="FF"/>
+          <w:sz w:val="24"/>
+          <w:szCs w:val="24"/>
+          <w:lang w:val="en-GB"/>
+        </w:rPr>
+        <w:t>Lahzary</w:t>
       </w:r>
     </w:p>
     <w:p xmlns:wp14="http://schemas.microsoft.com/office/word/2010/wordml" wp14:paraId="27825FE8" wp14:textId="24CB5FB7">
@@ -326,7 +343,7 @@
         <w:t xml:space="preserve">Backend for login – Maryam </w:t>
       </w:r>
     </w:p>
-    <w:p xmlns:wp14="http://schemas.microsoft.com/office/word/2010/wordml" wp14:paraId="52F9D977" wp14:textId="048A2732">
+    <w:p xmlns:wp14="http://schemas.microsoft.com/office/word/2010/wordml" wp14:paraId="52F9D977" wp14:textId="3B9FACD0">
       <w:pPr>
         <w:pStyle w:val="ListParagraph"/>
         <w:numPr>
@@ -380,10 +397,10 @@
           <w:szCs w:val="24"/>
           <w:lang w:val="en-GB"/>
         </w:rPr>
-        <w:t>xtracting budget and shopping list from user input – Mahnoor and Aliya</w:t>
-      </w:r>
-    </w:p>
-    <w:p xmlns:wp14="http://schemas.microsoft.com/office/word/2010/wordml" wp14:paraId="4340A90D" wp14:textId="322EA10A">
+        <w:t>xtracting budget and shopping list from user input – Aliya</w:t>
+      </w:r>
+    </w:p>
+    <w:p xmlns:wp14="http://schemas.microsoft.com/office/word/2010/wordml" wp14:paraId="4340A90D" wp14:textId="4F505A7F">
       <w:pPr>
         <w:pStyle w:val="ListParagraph"/>
         <w:numPr>
@@ -437,7 +454,24 @@
           <w:szCs w:val="24"/>
           <w:lang w:val="en-GB"/>
         </w:rPr>
-        <w:t>udget calculation – Mahnoor and Aliya</w:t>
+        <w:t>udget calculation – Mahnoor</w:t>
+      </w:r>
+      <w:r>
+        <w:rPr>
+          <w:rFonts w:ascii="Aptos" w:hAnsi="Aptos" w:eastAsia="Aptos" w:cs="Aptos"/>
+          <w:b w:val="0"/>
+          <w:bCs w:val="0"/>
+          <w:i w:val="0"/>
+          <w:iCs w:val="0"/>
+          <w:caps w:val="0"/>
+          <w:smallCaps w:val="0"/>
+          <w:noProof w:val="0"/>
+          <w:color w:val="000000" w:themeColor="text1" w:themeTint="FF" w:themeShade="FF"/>
+          <w:sz w:val="24"/>
+          <w:szCs w:val="24"/>
+          <w:lang w:val="en-GB"/>
+        </w:rPr>
+        <w:t xml:space="preserve"> </w:t>
       </w:r>
     </w:p>
     <w:p xmlns:wp14="http://schemas.microsoft.com/office/word/2010/wordml" wp14:paraId="6DDA0012" wp14:textId="033ECF89">
